--- a/courts/eighth-circuit/north-dakota/state/court-of-appeals/answering-brief/usage/OUTPUT-answering-brief.docx
+++ b/courts/eighth-circuit/north-dakota/state/court-of-appeals/answering-brief/usage/OUTPUT-answering-brief.docx
@@ -251,9 +251,7 @@
           <w:b/>
           <w:bCs/>
         </w:rPr>
-        <w:t xml:space="preserve">04-K</w:t>
-        <w:noBreakHyphen/>
-        <w:t xml:space="preserve">1025</w:t>
+        <w:t xml:space="preserve">04-K-⁠1025</w:t>
       </w:r>
     </w:p>
     <w:p>
@@ -611,9 +609,7 @@
         <w:t xml:space="preserve"> </w:t>
       </w:r>
       <w:r>
-        <w:t xml:space="preserve">58530</w:t>
-        <w:noBreakHyphen/>
-        <w:t xml:space="preserve">0355</w:t>
+        <w:t xml:space="preserve">58530-⁠0355</w:t>
       </w:r>
     </w:p>
     <w:p>
@@ -629,9 +625,7 @@
         <w:t xml:space="preserve"> </w:t>
       </w:r>
       <w:r>
-        <w:t xml:space="preserve">794</w:t>
-        <w:noBreakHyphen/>
-        <w:t xml:space="preserve">8760</w:t>
+        <w:t xml:space="preserve">794-⁠8760</w:t>
       </w:r>
     </w:p>
     <w:p>
@@ -2407,11 +2401,7 @@
         <w:t xml:space="preserve"> </w:t>
       </w:r>
       <w:r>
-        <w:t xml:space="preserve">1</w:t>
-        <w:noBreakHyphen/>
-        <w:t xml:space="preserve">02</w:t>
-        <w:noBreakHyphen/>
-        <w:t xml:space="preserve">07</w:t>
+        <w:t xml:space="preserve">1-⁠02-⁠07</w:t>
       </w:r>
       <w:r>
         <w:t xml:space="preserve">   </w:t>
@@ -2445,11 +2435,7 @@
         <w:t xml:space="preserve"> </w:t>
       </w:r>
       <w:r>
-        <w:t xml:space="preserve">12.1</w:t>
-        <w:noBreakHyphen/>
-        <w:t xml:space="preserve">32</w:t>
-        <w:noBreakHyphen/>
-        <w:t xml:space="preserve">01</w:t>
+        <w:t xml:space="preserve">12.1-⁠32-⁠01</w:t>
       </w:r>
       <w:r>
         <w:t xml:space="preserve">   </w:t>
@@ -2483,11 +2469,7 @@
         <w:t xml:space="preserve"> </w:t>
       </w:r>
       <w:r>
-        <w:t xml:space="preserve">12.1</w:t>
-        <w:noBreakHyphen/>
-        <w:t xml:space="preserve">32</w:t>
-        <w:noBreakHyphen/>
-        <w:t xml:space="preserve">01(6)</w:t>
+        <w:t xml:space="preserve">12.1-⁠32-⁠01(6)</w:t>
       </w:r>
       <w:r>
         <w:t xml:space="preserve">   </w:t>
@@ -2521,11 +2503,7 @@
         <w:t xml:space="preserve"> </w:t>
       </w:r>
       <w:r>
-        <w:t xml:space="preserve">39</w:t>
-        <w:noBreakHyphen/>
-        <w:t xml:space="preserve">08</w:t>
-        <w:noBreakHyphen/>
-        <w:t xml:space="preserve">01</w:t>
+        <w:t xml:space="preserve">39-⁠08-⁠01</w:t>
       </w:r>
       <w:r>
         <w:t xml:space="preserve">   </w:t>
@@ -2559,11 +2537,7 @@
         <w:t xml:space="preserve"> </w:t>
       </w:r>
       <w:r>
-        <w:t xml:space="preserve">39</w:t>
-        <w:noBreakHyphen/>
-        <w:t xml:space="preserve">08</w:t>
-        <w:noBreakHyphen/>
-        <w:t xml:space="preserve">01.2</w:t>
+        <w:t xml:space="preserve">39-⁠08-⁠01.2</w:t>
       </w:r>
       <w:r>
         <w:t xml:space="preserve">   </w:t>
@@ -3380,19 +3354,7 @@
         <w:pStyle w:val="BodyText"/>
       </w:pPr>
       <w:r>
-        <w:t xml:space="preserve">There is no ambiguity in this case. On that basis alone, the decision of the District Court should be affirmed and this argument could be concluded. However, if for some reason that were insufficient, the special provision regarding punishment clearly prevails over the general criminal section, 12.1</w:t>
-      </w:r>
-      <w:r>
-        <w:noBreakHyphen/>
-      </w:r>
-      <w:r>
-        <w:t xml:space="preserve">32</w:t>
-      </w:r>
-      <w:r>
-        <w:noBreakHyphen/>
-      </w:r>
-      <w:r>
-        <w:t xml:space="preserve">01,</w:t>
+        <w:t xml:space="preserve">There is no ambiguity in this case. On that basis alone, the decision of the District Court should be affirmed and this argument could be concluded. However, if for some reason that were insufficient, the special provision regarding punishment clearly prevails over the general criminal section, 12.1-⁠32-⁠01,</w:t>
       </w:r>
       <w:r>
         <w:t xml:space="preserve"> </w:t>
@@ -4045,19 +4007,7 @@
         <w:t xml:space="preserve"> </w:t>
       </w:r>
       <w:r>
-        <w:t xml:space="preserve">when it amended N.D.C.C. 12.1</w:t>
-      </w:r>
-      <w:r>
-        <w:noBreakHyphen/>
-      </w:r>
-      <w:r>
-        <w:t xml:space="preserve">32</w:t>
-      </w:r>
-      <w:r>
-        <w:noBreakHyphen/>
-      </w:r>
-      <w:r>
-        <w:t xml:space="preserve">01</w:t>
+        <w:t xml:space="preserve">when it amended N.D.C.C. 12.1-⁠32-⁠01</w:t>
       </w:r>
       <w:r>
         <w:t xml:space="preserve"> </w:t>
@@ -4352,9 +4302,7 @@
               <w:t xml:space="preserve"> </w:t>
             </w:r>
             <w:r>
-              <w:t xml:space="preserve">58530</w:t>
-              <w:noBreakHyphen/>
-              <w:t xml:space="preserve">0355</w:t>
+              <w:t xml:space="preserve">58530-⁠0355</w:t>
             </w:r>
           </w:p>
           <w:p>
@@ -4370,9 +4318,7 @@
               <w:t xml:space="preserve"> </w:t>
             </w:r>
             <w:r>
-              <w:t xml:space="preserve">794</w:t>
-              <w:noBreakHyphen/>
-              <w:t xml:space="preserve">8760</w:t>
+              <w:t xml:space="preserve">794-⁠8760</w:t>
             </w:r>
           </w:p>
           <w:p>
@@ -5200,7 +5146,7 @@
     <w:qFormat/>
     <w:pPr>
       <w:keepLines/>
-      <w:spacing w:before="0" w:after="140" w:line="552" w:lineRule="exact"/>
+      <w:spacing w:before="46" w:after="140" w:line="552" w:lineRule="exact"/>
     </w:pPr>
     <w:rPr>
       <w:sz w:val="24"/>
